--- a/COMP SCI NEA THOMAS JUBB/Documents/6.Developmental Testing/Developmental Testing.docx
+++ b/COMP SCI NEA THOMAS JUBB/Documents/6.Developmental Testing/Developmental Testing.docx
@@ -94,6 +94,7 @@
                                     <w:dataBinding w:prefixMappings="xmlns:ns0='http://schemas.openxmlformats.org/package/2006/metadata/core-properties' xmlns:ns1='http://purl.org/dc/elements/1.1/'" w:xpath="/ns0:coreProperties[1]/ns1:creator[1]" w:storeItemID="{6C3C8BC8-F283-45AE-878A-BAB7291924A1}"/>
                                     <w:text/>
                                   </w:sdtPr>
+                                  <w:sdtEndPr/>
                                   <w:sdtContent>
                                     <w:r>
                                       <w:rPr>
@@ -153,6 +154,7 @@
                               <w:dataBinding w:prefixMappings="xmlns:ns0='http://schemas.openxmlformats.org/package/2006/metadata/core-properties' xmlns:ns1='http://purl.org/dc/elements/1.1/'" w:xpath="/ns0:coreProperties[1]/ns1:creator[1]" w:storeItemID="{6C3C8BC8-F283-45AE-878A-BAB7291924A1}"/>
                               <w:text/>
                             </w:sdtPr>
+                            <w:sdtEndPr/>
                             <w:sdtContent>
                               <w:r>
                                 <w:rPr>
@@ -378,6 +380,7 @@
                                     <w:dataBinding w:prefixMappings="xmlns:ns0='http://schemas.microsoft.com/office/2006/coverPageProps'" w:xpath="/ns0:CoverPageProperties[1]/ns0:Abstract[1]" w:storeItemID="{55AF091B-3C7A-41E3-B477-F2FDAA23CFDA}"/>
                                     <w:text/>
                                   </w:sdtPr>
+                                  <w:sdtEndPr/>
                                   <w:sdtContent>
                                     <w:r>
                                       <w:rPr>
@@ -432,6 +435,7 @@
                               <w:dataBinding w:prefixMappings="xmlns:ns0='http://schemas.microsoft.com/office/2006/coverPageProps'" w:xpath="/ns0:CoverPageProperties[1]/ns0:Abstract[1]" w:storeItemID="{55AF091B-3C7A-41E3-B477-F2FDAA23CFDA}"/>
                               <w:text/>
                             </w:sdtPr>
+                            <w:sdtEndPr/>
                             <w:sdtContent>
                               <w:r>
                                 <w:rPr>
@@ -723,6 +727,7 @@
                                   <w:dataBinding w:prefixMappings="xmlns:ns0='http://schemas.openxmlformats.org/package/2006/metadata/core-properties' xmlns:ns1='http://purl.org/dc/elements/1.1/'" w:xpath="/ns0:coreProperties[1]/ns1:title[1]" w:storeItemID="{6C3C8BC8-F283-45AE-878A-BAB7291924A1}"/>
                                   <w:text/>
                                 </w:sdtPr>
+                                <w:sdtEndPr/>
                                 <w:sdtContent>
                                   <w:p>
                                     <w:pPr>
@@ -762,6 +767,7 @@
                                   <w:dataBinding w:prefixMappings="xmlns:ns0='http://schemas.openxmlformats.org/package/2006/metadata/core-properties' xmlns:ns1='http://purl.org/dc/elements/1.1/'" w:xpath="/ns0:coreProperties[1]/ns1:subject[1]" w:storeItemID="{6C3C8BC8-F283-45AE-878A-BAB7291924A1}"/>
                                   <w:text/>
                                 </w:sdtPr>
+                                <w:sdtEndPr/>
                                 <w:sdtContent>
                                   <w:p>
                                     <w:pPr>
@@ -835,6 +841,7 @@
                             <w:dataBinding w:prefixMappings="xmlns:ns0='http://schemas.openxmlformats.org/package/2006/metadata/core-properties' xmlns:ns1='http://purl.org/dc/elements/1.1/'" w:xpath="/ns0:coreProperties[1]/ns1:title[1]" w:storeItemID="{6C3C8BC8-F283-45AE-878A-BAB7291924A1}"/>
                             <w:text/>
                           </w:sdtPr>
+                          <w:sdtEndPr/>
                           <w:sdtContent>
                             <w:p>
                               <w:pPr>
@@ -874,6 +881,7 @@
                             <w:dataBinding w:prefixMappings="xmlns:ns0='http://schemas.openxmlformats.org/package/2006/metadata/core-properties' xmlns:ns1='http://purl.org/dc/elements/1.1/'" w:xpath="/ns0:coreProperties[1]/ns1:subject[1]" w:storeItemID="{6C3C8BC8-F283-45AE-878A-BAB7291924A1}"/>
                             <w:text/>
                           </w:sdtPr>
+                          <w:sdtEndPr/>
                           <w:sdtContent>
                             <w:p>
                               <w:pPr>
@@ -1906,15 +1914,7 @@
           </w:tcPr>
           <w:p>
             <w:r>
-              <w:t xml:space="preserve">Set login subroutine to load leaderboard instead of </w:t>
-            </w:r>
-            <w:proofErr w:type="gramStart"/>
-            <w:r>
-              <w:t>navigate</w:t>
-            </w:r>
-            <w:proofErr w:type="gramEnd"/>
-            <w:r>
-              <w:t xml:space="preserve"> (load leaderboard will navigate)</w:t>
+              <w:t>Set login subroutine to load leaderboard instead of navigate (load leaderboard will navigate)</w:t>
             </w:r>
           </w:p>
         </w:tc>
@@ -2355,7 +2355,23 @@
           </w:p>
           <w:p>
             <w:r>
-              <w:t>(I meant self.ui.element but it would come out as self.ui.self.ui.element)</w:t>
+              <w:t xml:space="preserve">(I meant </w:t>
+            </w:r>
+            <w:proofErr w:type="spellStart"/>
+            <w:r>
+              <w:t>self.ui.element</w:t>
+            </w:r>
+            <w:proofErr w:type="spellEnd"/>
+            <w:r>
+              <w:t xml:space="preserve"> but it would come out as </w:t>
+            </w:r>
+            <w:proofErr w:type="spellStart"/>
+            <w:r>
+              <w:t>self.ui.self.ui.element</w:t>
+            </w:r>
+            <w:proofErr w:type="spellEnd"/>
+            <w:r>
+              <w:t>)</w:t>
             </w:r>
           </w:p>
         </w:tc>
@@ -2365,8 +2381,13 @@
           </w:tcPr>
           <w:p>
             <w:r>
-              <w:t>Did element instead of self.ui.element</w:t>
-            </w:r>
+              <w:t xml:space="preserve">Did element instead of </w:t>
+            </w:r>
+            <w:proofErr w:type="spellStart"/>
+            <w:r>
+              <w:t>self.ui.element</w:t>
+            </w:r>
+            <w:proofErr w:type="spellEnd"/>
           </w:p>
         </w:tc>
         <w:tc>
@@ -2652,6 +2673,9 @@
           <w:p/>
           <w:p>
             <w:r>
+              <w:rPr>
+                <w:noProof/>
+              </w:rPr>
               <w:lastRenderedPageBreak/>
               <w:drawing>
                 <wp:inline distT="0" distB="0" distL="0" distR="0" wp14:anchorId="3786BF4E" wp14:editId="4765E2D6">
@@ -2725,6 +2749,9 @@
           <w:p/>
           <w:p>
             <w:r>
+              <w:rPr>
+                <w:noProof/>
+              </w:rPr>
               <w:lastRenderedPageBreak/>
               <w:drawing>
                 <wp:inline distT="0" distB="0" distL="0" distR="0" wp14:anchorId="0A623734" wp14:editId="74EC8640">
@@ -2772,6 +2799,7 @@
           </w:tcPr>
           <w:p>
             <w:r>
+              <w:lastRenderedPageBreak/>
               <w:t>Proto</w:t>
             </w:r>
           </w:p>
@@ -2781,8 +2809,13 @@
             <w:tcW w:w="1843" w:type="dxa"/>
           </w:tcPr>
           <w:p>
-            <w:r>
-              <w:t>PyQT cannot get the text out of the search bar because it’s the wrong element</w:t>
+            <w:proofErr w:type="spellStart"/>
+            <w:r>
+              <w:t>PyQT</w:t>
+            </w:r>
+            <w:proofErr w:type="spellEnd"/>
+            <w:r>
+              <w:t xml:space="preserve"> cannot get the text out of the search bar because it’s the wrong element</w:t>
             </w:r>
           </w:p>
         </w:tc>
@@ -2792,6 +2825,9 @@
           </w:tcPr>
           <w:p>
             <w:r>
+              <w:rPr>
+                <w:noProof/>
+              </w:rPr>
               <w:drawing>
                 <wp:inline distT="0" distB="0" distL="0" distR="0" wp14:anchorId="7BD32678" wp14:editId="6E77C599">
                   <wp:extent cx="4093210" cy="454660"/>
@@ -2836,7 +2872,15 @@
           </w:tcPr>
           <w:p>
             <w:r>
-              <w:t>Change leaderboardfightersearch to a TextEdit element</w:t>
+              <w:t xml:space="preserve">Change </w:t>
+            </w:r>
+            <w:proofErr w:type="spellStart"/>
+            <w:r>
+              <w:t>leaderboardfightersearch</w:t>
+            </w:r>
+            <w:proofErr w:type="spellEnd"/>
+            <w:r>
+              <w:t xml:space="preserve"> to a TextEdit element</w:t>
             </w:r>
           </w:p>
         </w:tc>
@@ -2877,6 +2921,9 @@
           </w:tcPr>
           <w:p>
             <w:r>
+              <w:rPr>
+                <w:noProof/>
+              </w:rPr>
               <w:drawing>
                 <wp:inline distT="0" distB="0" distL="0" distR="0" wp14:anchorId="298A51FF" wp14:editId="3A787B87">
                   <wp:extent cx="4093210" cy="906780"/>
@@ -2931,6 +2978,9 @@
           </w:tcPr>
           <w:p>
             <w:r>
+              <w:rPr>
+                <w:noProof/>
+              </w:rPr>
               <w:drawing>
                 <wp:inline distT="0" distB="0" distL="0" distR="0" wp14:anchorId="3EBE2719" wp14:editId="1FEECF63">
                   <wp:extent cx="2832735" cy="2327910"/>
@@ -2976,6 +3026,1056 @@
             <w:tcW w:w="846" w:type="dxa"/>
           </w:tcPr>
           <w:p/>
+          <w:p/>
+          <w:p/>
+        </w:tc>
+        <w:tc>
+          <w:tcPr>
+            <w:tcW w:w="1843" w:type="dxa"/>
+          </w:tcPr>
+          <w:p/>
+          <w:p/>
+          <w:p/>
+        </w:tc>
+        <w:tc>
+          <w:tcPr>
+            <w:tcW w:w="6662" w:type="dxa"/>
+          </w:tcPr>
+          <w:p/>
+        </w:tc>
+        <w:tc>
+          <w:tcPr>
+            <w:tcW w:w="1843" w:type="dxa"/>
+          </w:tcPr>
+          <w:p/>
+        </w:tc>
+        <w:tc>
+          <w:tcPr>
+            <w:tcW w:w="4677" w:type="dxa"/>
+          </w:tcPr>
+          <w:p/>
+        </w:tc>
+      </w:tr>
+      <w:tr>
+        <w:tc>
+          <w:tcPr>
+            <w:tcW w:w="846" w:type="dxa"/>
+          </w:tcPr>
+          <w:p>
+            <w:r>
+              <w:lastRenderedPageBreak/>
+              <w:t>Proto</w:t>
+            </w:r>
+          </w:p>
+        </w:tc>
+        <w:tc>
+          <w:tcPr>
+            <w:tcW w:w="1843" w:type="dxa"/>
+          </w:tcPr>
+          <w:p>
+            <w:r>
+              <w:t>Double click to profile mechanic stutters because of image loading times</w:t>
+            </w:r>
+          </w:p>
+        </w:tc>
+        <w:tc>
+          <w:tcPr>
+            <w:tcW w:w="6662" w:type="dxa"/>
+          </w:tcPr>
+          <w:p>
+            <w:r>
+              <w:rPr>
+                <w:noProof/>
+              </w:rPr>
+              <w:drawing>
+                <wp:inline distT="0" distB="0" distL="0" distR="0" wp14:anchorId="089B7240" wp14:editId="4E7ABF98">
+                  <wp:extent cx="2467319" cy="2486372"/>
+                  <wp:effectExtent l="0" t="0" r="9525" b="9525"/>
+                  <wp:docPr id="1445891308" name="Picture 1"/>
+                  <wp:cNvGraphicFramePr>
+                    <a:graphicFrameLocks xmlns:a="http://schemas.openxmlformats.org/drawingml/2006/main" noChangeAspect="1"/>
+                  </wp:cNvGraphicFramePr>
+                  <a:graphic xmlns:a="http://schemas.openxmlformats.org/drawingml/2006/main">
+                    <a:graphicData uri="http://schemas.openxmlformats.org/drawingml/2006/picture">
+                      <pic:pic xmlns:pic="http://schemas.openxmlformats.org/drawingml/2006/picture">
+                        <pic:nvPicPr>
+                          <pic:cNvPr id="1445891308" name=""/>
+                          <pic:cNvPicPr/>
+                        </pic:nvPicPr>
+                        <pic:blipFill>
+                          <a:blip r:embed="rId33"/>
+                          <a:stretch>
+                            <a:fillRect/>
+                          </a:stretch>
+                        </pic:blipFill>
+                        <pic:spPr>
+                          <a:xfrm>
+                            <a:off x="0" y="0"/>
+                            <a:ext cx="2467319" cy="2486372"/>
+                          </a:xfrm>
+                          <a:prstGeom prst="rect">
+                            <a:avLst/>
+                          </a:prstGeom>
+                        </pic:spPr>
+                      </pic:pic>
+                    </a:graphicData>
+                  </a:graphic>
+                </wp:inline>
+              </w:drawing>
+            </w:r>
+          </w:p>
+          <w:p>
+            <w:r>
+              <w:t>Is hard to show without showing it in real time, but you can see how it is tedious to load and double-click at the same time</w:t>
+            </w:r>
+          </w:p>
+        </w:tc>
+        <w:tc>
+          <w:tcPr>
+            <w:tcW w:w="1843" w:type="dxa"/>
+          </w:tcPr>
+          <w:p>
+            <w:r>
+              <w:t xml:space="preserve">I </w:t>
+            </w:r>
+            <w:r>
+              <w:t>need to thread the request so everything doesn’t stop to load the image</w:t>
+            </w:r>
+          </w:p>
+        </w:tc>
+        <w:tc>
+          <w:tcPr>
+            <w:tcW w:w="4677" w:type="dxa"/>
+          </w:tcPr>
+          <w:p/>
+        </w:tc>
+      </w:tr>
+      <w:tr>
+        <w:tc>
+          <w:tcPr>
+            <w:tcW w:w="846" w:type="dxa"/>
+          </w:tcPr>
+          <w:p>
+            <w:r>
+              <w:t>Proto</w:t>
+            </w:r>
+          </w:p>
+        </w:tc>
+        <w:tc>
+          <w:tcPr>
+            <w:tcW w:w="1843" w:type="dxa"/>
+          </w:tcPr>
+          <w:p>
+            <w:r>
+              <w:t>Implementing tooltip system onto edit fighter fights list so admins can see the opponents of each fight</w:t>
+            </w:r>
+          </w:p>
+        </w:tc>
+        <w:tc>
+          <w:tcPr>
+            <w:tcW w:w="6662" w:type="dxa"/>
+          </w:tcPr>
+          <w:p>
+            <w:r>
+              <w:rPr>
+                <w:noProof/>
+              </w:rPr>
+              <w:drawing>
+                <wp:inline distT="0" distB="0" distL="0" distR="0" wp14:anchorId="6373E97F" wp14:editId="70D18ED7">
+                  <wp:extent cx="4093210" cy="1645920"/>
+                  <wp:effectExtent l="0" t="0" r="2540" b="0"/>
+                  <wp:docPr id="1053400199" name="Picture 1"/>
+                  <wp:cNvGraphicFramePr>
+                    <a:graphicFrameLocks xmlns:a="http://schemas.openxmlformats.org/drawingml/2006/main" noChangeAspect="1"/>
+                  </wp:cNvGraphicFramePr>
+                  <a:graphic xmlns:a="http://schemas.openxmlformats.org/drawingml/2006/main">
+                    <a:graphicData uri="http://schemas.openxmlformats.org/drawingml/2006/picture">
+                      <pic:pic xmlns:pic="http://schemas.openxmlformats.org/drawingml/2006/picture">
+                        <pic:nvPicPr>
+                          <pic:cNvPr id="1053400199" name=""/>
+                          <pic:cNvPicPr/>
+                        </pic:nvPicPr>
+                        <pic:blipFill>
+                          <a:blip r:embed="rId34"/>
+                          <a:stretch>
+                            <a:fillRect/>
+                          </a:stretch>
+                        </pic:blipFill>
+                        <pic:spPr>
+                          <a:xfrm>
+                            <a:off x="0" y="0"/>
+                            <a:ext cx="4093210" cy="1645920"/>
+                          </a:xfrm>
+                          <a:prstGeom prst="rect">
+                            <a:avLst/>
+                          </a:prstGeom>
+                        </pic:spPr>
+                      </pic:pic>
+                    </a:graphicData>
+                  </a:graphic>
+                </wp:inline>
+              </w:drawing>
+            </w:r>
+          </w:p>
+        </w:tc>
+        <w:tc>
+          <w:tcPr>
+            <w:tcW w:w="1843" w:type="dxa"/>
+          </w:tcPr>
+          <w:p>
+            <w:r>
+              <w:t>No further action needed</w:t>
+            </w:r>
+          </w:p>
+        </w:tc>
+        <w:tc>
+          <w:tcPr>
+            <w:tcW w:w="4677" w:type="dxa"/>
+          </w:tcPr>
+          <w:p/>
+        </w:tc>
+      </w:tr>
+      <w:tr>
+        <w:tc>
+          <w:tcPr>
+            <w:tcW w:w="846" w:type="dxa"/>
+          </w:tcPr>
+          <w:p>
+            <w:r>
+              <w:t>Proto</w:t>
+            </w:r>
+          </w:p>
+        </w:tc>
+        <w:tc>
+          <w:tcPr>
+            <w:tcW w:w="1843" w:type="dxa"/>
+          </w:tcPr>
+          <w:p>
+            <w:r>
+              <w:t xml:space="preserve">When the fighter profile is switched it doesn’t clear the image </w:t>
+            </w:r>
+          </w:p>
+        </w:tc>
+        <w:tc>
+          <w:tcPr>
+            <w:tcW w:w="6662" w:type="dxa"/>
+          </w:tcPr>
+          <w:p>
+            <w:r>
+              <w:rPr>
+                <w:noProof/>
+              </w:rPr>
+              <w:drawing>
+                <wp:inline distT="0" distB="0" distL="0" distR="0" wp14:anchorId="4FA722B0" wp14:editId="59EA931A">
+                  <wp:extent cx="4093210" cy="1115060"/>
+                  <wp:effectExtent l="0" t="0" r="2540" b="8890"/>
+                  <wp:docPr id="1029292811" name="Picture 1"/>
+                  <wp:cNvGraphicFramePr>
+                    <a:graphicFrameLocks xmlns:a="http://schemas.openxmlformats.org/drawingml/2006/main" noChangeAspect="1"/>
+                  </wp:cNvGraphicFramePr>
+                  <a:graphic xmlns:a="http://schemas.openxmlformats.org/drawingml/2006/main">
+                    <a:graphicData uri="http://schemas.openxmlformats.org/drawingml/2006/picture">
+                      <pic:pic xmlns:pic="http://schemas.openxmlformats.org/drawingml/2006/picture">
+                        <pic:nvPicPr>
+                          <pic:cNvPr id="1029292811" name=""/>
+                          <pic:cNvPicPr/>
+                        </pic:nvPicPr>
+                        <pic:blipFill>
+                          <a:blip r:embed="rId35"/>
+                          <a:stretch>
+                            <a:fillRect/>
+                          </a:stretch>
+                        </pic:blipFill>
+                        <pic:spPr>
+                          <a:xfrm>
+                            <a:off x="0" y="0"/>
+                            <a:ext cx="4093210" cy="1115060"/>
+                          </a:xfrm>
+                          <a:prstGeom prst="rect">
+                            <a:avLst/>
+                          </a:prstGeom>
+                        </pic:spPr>
+                      </pic:pic>
+                    </a:graphicData>
+                  </a:graphic>
+                </wp:inline>
+              </w:drawing>
+            </w:r>
+          </w:p>
+          <w:p/>
+        </w:tc>
+        <w:tc>
+          <w:tcPr>
+            <w:tcW w:w="1843" w:type="dxa"/>
+          </w:tcPr>
+          <w:p>
+            <w:r>
+              <w:t>Clear the element at the beginning of the load image subroutine</w:t>
+            </w:r>
+          </w:p>
+        </w:tc>
+        <w:tc>
+          <w:tcPr>
+            <w:tcW w:w="4677" w:type="dxa"/>
+          </w:tcPr>
+          <w:p>
+            <w:r>
+              <w:rPr>
+                <w:noProof/>
+              </w:rPr>
+              <w:drawing>
+                <wp:inline distT="0" distB="0" distL="0" distR="0" wp14:anchorId="481206A9" wp14:editId="76965370">
+                  <wp:extent cx="2832735" cy="976630"/>
+                  <wp:effectExtent l="0" t="0" r="5715" b="0"/>
+                  <wp:docPr id="2009483140" name="Picture 1"/>
+                  <wp:cNvGraphicFramePr>
+                    <a:graphicFrameLocks xmlns:a="http://schemas.openxmlformats.org/drawingml/2006/main" noChangeAspect="1"/>
+                  </wp:cNvGraphicFramePr>
+                  <a:graphic xmlns:a="http://schemas.openxmlformats.org/drawingml/2006/main">
+                    <a:graphicData uri="http://schemas.openxmlformats.org/drawingml/2006/picture">
+                      <pic:pic xmlns:pic="http://schemas.openxmlformats.org/drawingml/2006/picture">
+                        <pic:nvPicPr>
+                          <pic:cNvPr id="2009483140" name=""/>
+                          <pic:cNvPicPr/>
+                        </pic:nvPicPr>
+                        <pic:blipFill>
+                          <a:blip r:embed="rId36"/>
+                          <a:stretch>
+                            <a:fillRect/>
+                          </a:stretch>
+                        </pic:blipFill>
+                        <pic:spPr>
+                          <a:xfrm>
+                            <a:off x="0" y="0"/>
+                            <a:ext cx="2832735" cy="976630"/>
+                          </a:xfrm>
+                          <a:prstGeom prst="rect">
+                            <a:avLst/>
+                          </a:prstGeom>
+                        </pic:spPr>
+                      </pic:pic>
+                    </a:graphicData>
+                  </a:graphic>
+                </wp:inline>
+              </w:drawing>
+            </w:r>
+          </w:p>
+        </w:tc>
+      </w:tr>
+      <w:tr>
+        <w:tc>
+          <w:tcPr>
+            <w:tcW w:w="846" w:type="dxa"/>
+          </w:tcPr>
+          <w:p/>
+        </w:tc>
+        <w:tc>
+          <w:tcPr>
+            <w:tcW w:w="1843" w:type="dxa"/>
+          </w:tcPr>
+          <w:p/>
+        </w:tc>
+        <w:tc>
+          <w:tcPr>
+            <w:tcW w:w="6662" w:type="dxa"/>
+          </w:tcPr>
+          <w:p/>
+          <w:p/>
+        </w:tc>
+        <w:tc>
+          <w:tcPr>
+            <w:tcW w:w="1843" w:type="dxa"/>
+          </w:tcPr>
+          <w:p/>
+          <w:p/>
+        </w:tc>
+        <w:tc>
+          <w:tcPr>
+            <w:tcW w:w="4677" w:type="dxa"/>
+          </w:tcPr>
+          <w:p/>
+        </w:tc>
+      </w:tr>
+      <w:tr>
+        <w:tc>
+          <w:tcPr>
+            <w:tcW w:w="846" w:type="dxa"/>
+          </w:tcPr>
+          <w:p>
+            <w:r>
+              <w:lastRenderedPageBreak/>
+              <w:t>Proto</w:t>
+            </w:r>
+          </w:p>
+        </w:tc>
+        <w:tc>
+          <w:tcPr>
+            <w:tcW w:w="1843" w:type="dxa"/>
+          </w:tcPr>
+          <w:p>
+            <w:r>
+              <w:t xml:space="preserve">Implement table editing system </w:t>
+            </w:r>
+          </w:p>
+        </w:tc>
+        <w:tc>
+          <w:tcPr>
+            <w:tcW w:w="6662" w:type="dxa"/>
+          </w:tcPr>
+          <w:p>
+            <w:r>
+              <w:rPr>
+                <w:noProof/>
+              </w:rPr>
+              <w:drawing>
+                <wp:inline distT="0" distB="0" distL="0" distR="0" wp14:anchorId="06FEFAB6" wp14:editId="7EE4D82D">
+                  <wp:extent cx="4093210" cy="789305"/>
+                  <wp:effectExtent l="0" t="0" r="2540" b="0"/>
+                  <wp:docPr id="915737347" name="Picture 1"/>
+                  <wp:cNvGraphicFramePr>
+                    <a:graphicFrameLocks xmlns:a="http://schemas.openxmlformats.org/drawingml/2006/main" noChangeAspect="1"/>
+                  </wp:cNvGraphicFramePr>
+                  <a:graphic xmlns:a="http://schemas.openxmlformats.org/drawingml/2006/main">
+                    <a:graphicData uri="http://schemas.openxmlformats.org/drawingml/2006/picture">
+                      <pic:pic xmlns:pic="http://schemas.openxmlformats.org/drawingml/2006/picture">
+                        <pic:nvPicPr>
+                          <pic:cNvPr id="915737347" name=""/>
+                          <pic:cNvPicPr/>
+                        </pic:nvPicPr>
+                        <pic:blipFill>
+                          <a:blip r:embed="rId37"/>
+                          <a:stretch>
+                            <a:fillRect/>
+                          </a:stretch>
+                        </pic:blipFill>
+                        <pic:spPr>
+                          <a:xfrm>
+                            <a:off x="0" y="0"/>
+                            <a:ext cx="4093210" cy="789305"/>
+                          </a:xfrm>
+                          <a:prstGeom prst="rect">
+                            <a:avLst/>
+                          </a:prstGeom>
+                        </pic:spPr>
+                      </pic:pic>
+                    </a:graphicData>
+                  </a:graphic>
+                </wp:inline>
+              </w:drawing>
+            </w:r>
+          </w:p>
+          <w:p>
+            <w:pPr>
+              <w:tabs>
+                <w:tab w:val="right" w:pos="6446"/>
+              </w:tabs>
+            </w:pPr>
+            <w:r>
+              <w:t>When I clicked submit and came back to the table it hadn’t updated</w:t>
+            </w:r>
+          </w:p>
+        </w:tc>
+        <w:tc>
+          <w:tcPr>
+            <w:tcW w:w="1843" w:type="dxa"/>
+          </w:tcPr>
+          <w:p/>
+        </w:tc>
+        <w:tc>
+          <w:tcPr>
+            <w:tcW w:w="4677" w:type="dxa"/>
+          </w:tcPr>
+          <w:p/>
+        </w:tc>
+      </w:tr>
+      <w:tr>
+        <w:tc>
+          <w:tcPr>
+            <w:tcW w:w="846" w:type="dxa"/>
+          </w:tcPr>
+          <w:p>
+            <w:r>
+              <w:t>Proto</w:t>
+            </w:r>
+          </w:p>
+        </w:tc>
+        <w:tc>
+          <w:tcPr>
+            <w:tcW w:w="1843" w:type="dxa"/>
+          </w:tcPr>
+          <w:p>
+            <w:r>
+              <w:t>Double click passes to subroutine with fighter ID</w:t>
+            </w:r>
+          </w:p>
+        </w:tc>
+        <w:tc>
+          <w:tcPr>
+            <w:tcW w:w="6662" w:type="dxa"/>
+          </w:tcPr>
+          <w:p>
+            <w:r>
+              <w:rPr>
+                <w:noProof/>
+              </w:rPr>
+              <w:drawing>
+                <wp:inline distT="0" distB="0" distL="0" distR="0" wp14:anchorId="456B7EC2" wp14:editId="47EAA37B">
+                  <wp:extent cx="2353003" cy="181000"/>
+                  <wp:effectExtent l="0" t="0" r="9525" b="9525"/>
+                  <wp:docPr id="2025184392" name="Picture 1"/>
+                  <wp:cNvGraphicFramePr>
+                    <a:graphicFrameLocks xmlns:a="http://schemas.openxmlformats.org/drawingml/2006/main" noChangeAspect="1"/>
+                  </wp:cNvGraphicFramePr>
+                  <a:graphic xmlns:a="http://schemas.openxmlformats.org/drawingml/2006/main">
+                    <a:graphicData uri="http://schemas.openxmlformats.org/drawingml/2006/picture">
+                      <pic:pic xmlns:pic="http://schemas.openxmlformats.org/drawingml/2006/picture">
+                        <pic:nvPicPr>
+                          <pic:cNvPr id="2025184392" name=""/>
+                          <pic:cNvPicPr/>
+                        </pic:nvPicPr>
+                        <pic:blipFill>
+                          <a:blip r:embed="rId38"/>
+                          <a:stretch>
+                            <a:fillRect/>
+                          </a:stretch>
+                        </pic:blipFill>
+                        <pic:spPr>
+                          <a:xfrm>
+                            <a:off x="0" y="0"/>
+                            <a:ext cx="2353003" cy="181000"/>
+                          </a:xfrm>
+                          <a:prstGeom prst="rect">
+                            <a:avLst/>
+                          </a:prstGeom>
+                        </pic:spPr>
+                      </pic:pic>
+                    </a:graphicData>
+                  </a:graphic>
+                </wp:inline>
+              </w:drawing>
+            </w:r>
+          </w:p>
+        </w:tc>
+        <w:tc>
+          <w:tcPr>
+            <w:tcW w:w="1843" w:type="dxa"/>
+          </w:tcPr>
+          <w:p>
+            <w:r>
+              <w:t>No further action needed</w:t>
+            </w:r>
+          </w:p>
+        </w:tc>
+        <w:tc>
+          <w:tcPr>
+            <w:tcW w:w="4677" w:type="dxa"/>
+          </w:tcPr>
+          <w:p/>
+        </w:tc>
+      </w:tr>
+      <w:tr>
+        <w:tc>
+          <w:tcPr>
+            <w:tcW w:w="846" w:type="dxa"/>
+          </w:tcPr>
+          <w:p>
+            <w:r>
+              <w:t>Proto</w:t>
+            </w:r>
+          </w:p>
+        </w:tc>
+        <w:tc>
+          <w:tcPr>
+            <w:tcW w:w="1843" w:type="dxa"/>
+          </w:tcPr>
+          <w:p>
+            <w:r>
+              <w:t>Pie chart looks ugly because of the jargon of the unused things</w:t>
+            </w:r>
+          </w:p>
+        </w:tc>
+        <w:tc>
+          <w:tcPr>
+            <w:tcW w:w="6662" w:type="dxa"/>
+          </w:tcPr>
+          <w:p>
+            <w:r>
+              <w:rPr>
+                <w:noProof/>
+              </w:rPr>
+              <w:drawing>
+                <wp:inline distT="0" distB="0" distL="0" distR="0" wp14:anchorId="458CB192" wp14:editId="4185010F">
+                  <wp:extent cx="4093210" cy="2199640"/>
+                  <wp:effectExtent l="0" t="0" r="2540" b="0"/>
+                  <wp:docPr id="175872443" name="Picture 1"/>
+                  <wp:cNvGraphicFramePr>
+                    <a:graphicFrameLocks xmlns:a="http://schemas.openxmlformats.org/drawingml/2006/main" noChangeAspect="1"/>
+                  </wp:cNvGraphicFramePr>
+                  <a:graphic xmlns:a="http://schemas.openxmlformats.org/drawingml/2006/main">
+                    <a:graphicData uri="http://schemas.openxmlformats.org/drawingml/2006/picture">
+                      <pic:pic xmlns:pic="http://schemas.openxmlformats.org/drawingml/2006/picture">
+                        <pic:nvPicPr>
+                          <pic:cNvPr id="175872443" name=""/>
+                          <pic:cNvPicPr/>
+                        </pic:nvPicPr>
+                        <pic:blipFill>
+                          <a:blip r:embed="rId39"/>
+                          <a:stretch>
+                            <a:fillRect/>
+                          </a:stretch>
+                        </pic:blipFill>
+                        <pic:spPr>
+                          <a:xfrm>
+                            <a:off x="0" y="0"/>
+                            <a:ext cx="4093210" cy="2199640"/>
+                          </a:xfrm>
+                          <a:prstGeom prst="rect">
+                            <a:avLst/>
+                          </a:prstGeom>
+                        </pic:spPr>
+                      </pic:pic>
+                    </a:graphicData>
+                  </a:graphic>
+                </wp:inline>
+              </w:drawing>
+            </w:r>
+          </w:p>
+        </w:tc>
+        <w:tc>
+          <w:tcPr>
+            <w:tcW w:w="1843" w:type="dxa"/>
+          </w:tcPr>
+          <w:p>
+            <w:r>
+              <w:t>Omit the parts of the pie chart that aren’t used</w:t>
+            </w:r>
+          </w:p>
+        </w:tc>
+        <w:tc>
+          <w:tcPr>
+            <w:tcW w:w="4677" w:type="dxa"/>
+          </w:tcPr>
+          <w:p>
+            <w:r>
+              <w:rPr>
+                <w:noProof/>
+              </w:rPr>
+              <w:drawing>
+                <wp:inline distT="0" distB="0" distL="0" distR="0" wp14:anchorId="4250BC93" wp14:editId="2E5F2899">
+                  <wp:extent cx="2832735" cy="1198245"/>
+                  <wp:effectExtent l="0" t="0" r="5715" b="1905"/>
+                  <wp:docPr id="1606513695" name="Picture 1"/>
+                  <wp:cNvGraphicFramePr>
+                    <a:graphicFrameLocks xmlns:a="http://schemas.openxmlformats.org/drawingml/2006/main" noChangeAspect="1"/>
+                  </wp:cNvGraphicFramePr>
+                  <a:graphic xmlns:a="http://schemas.openxmlformats.org/drawingml/2006/main">
+                    <a:graphicData uri="http://schemas.openxmlformats.org/drawingml/2006/picture">
+                      <pic:pic xmlns:pic="http://schemas.openxmlformats.org/drawingml/2006/picture">
+                        <pic:nvPicPr>
+                          <pic:cNvPr id="1606513695" name=""/>
+                          <pic:cNvPicPr/>
+                        </pic:nvPicPr>
+                        <pic:blipFill>
+                          <a:blip r:embed="rId40"/>
+                          <a:stretch>
+                            <a:fillRect/>
+                          </a:stretch>
+                        </pic:blipFill>
+                        <pic:spPr>
+                          <a:xfrm>
+                            <a:off x="0" y="0"/>
+                            <a:ext cx="2832735" cy="1198245"/>
+                          </a:xfrm>
+                          <a:prstGeom prst="rect">
+                            <a:avLst/>
+                          </a:prstGeom>
+                        </pic:spPr>
+                      </pic:pic>
+                    </a:graphicData>
+                  </a:graphic>
+                </wp:inline>
+              </w:drawing>
+            </w:r>
+          </w:p>
+          <w:p>
+            <w:r>
+              <w:rPr>
+                <w:noProof/>
+              </w:rPr>
+              <w:drawing>
+                <wp:inline distT="0" distB="0" distL="0" distR="0" wp14:anchorId="2C244ECA" wp14:editId="07EF608C">
+                  <wp:extent cx="2832735" cy="1936115"/>
+                  <wp:effectExtent l="0" t="0" r="5715" b="6985"/>
+                  <wp:docPr id="864052359" name="Picture 1"/>
+                  <wp:cNvGraphicFramePr>
+                    <a:graphicFrameLocks xmlns:a="http://schemas.openxmlformats.org/drawingml/2006/main" noChangeAspect="1"/>
+                  </wp:cNvGraphicFramePr>
+                  <a:graphic xmlns:a="http://schemas.openxmlformats.org/drawingml/2006/main">
+                    <a:graphicData uri="http://schemas.openxmlformats.org/drawingml/2006/picture">
+                      <pic:pic xmlns:pic="http://schemas.openxmlformats.org/drawingml/2006/picture">
+                        <pic:nvPicPr>
+                          <pic:cNvPr id="864052359" name=""/>
+                          <pic:cNvPicPr/>
+                        </pic:nvPicPr>
+                        <pic:blipFill>
+                          <a:blip r:embed="rId41"/>
+                          <a:stretch>
+                            <a:fillRect/>
+                          </a:stretch>
+                        </pic:blipFill>
+                        <pic:spPr>
+                          <a:xfrm>
+                            <a:off x="0" y="0"/>
+                            <a:ext cx="2832735" cy="1936115"/>
+                          </a:xfrm>
+                          <a:prstGeom prst="rect">
+                            <a:avLst/>
+                          </a:prstGeom>
+                        </pic:spPr>
+                      </pic:pic>
+                    </a:graphicData>
+                  </a:graphic>
+                </wp:inline>
+              </w:drawing>
+            </w:r>
+          </w:p>
+        </w:tc>
+      </w:tr>
+      <w:tr>
+        <w:tc>
+          <w:tcPr>
+            <w:tcW w:w="846" w:type="dxa"/>
+          </w:tcPr>
+          <w:p/>
+          <w:p/>
+          <w:p/>
+          <w:p/>
+          <w:p/>
+          <w:p/>
+          <w:p/>
+          <w:p/>
+          <w:p>
+            <w:r>
+              <w:lastRenderedPageBreak/>
+              <w:t>Proto</w:t>
+            </w:r>
+          </w:p>
+        </w:tc>
+        <w:tc>
+          <w:tcPr>
+            <w:tcW w:w="1843" w:type="dxa"/>
+          </w:tcPr>
+          <w:p/>
+          <w:p/>
+          <w:p/>
+          <w:p/>
+          <w:p/>
+          <w:p/>
+          <w:p/>
+          <w:p>
+            <w:r>
+              <w:lastRenderedPageBreak/>
+              <w:t>I messed up the parameters in this query</w:t>
+            </w:r>
+          </w:p>
+        </w:tc>
+        <w:tc>
+          <w:tcPr>
+            <w:tcW w:w="6662" w:type="dxa"/>
+          </w:tcPr>
+          <w:p/>
+          <w:p/>
+          <w:p/>
+          <w:p/>
+          <w:p/>
+          <w:p/>
+          <w:p/>
+          <w:p/>
+          <w:p>
+            <w:r>
+              <w:rPr>
+                <w:noProof/>
+              </w:rPr>
+              <w:lastRenderedPageBreak/>
+              <w:drawing>
+                <wp:inline distT="0" distB="0" distL="0" distR="0" wp14:anchorId="2ECD928C" wp14:editId="1F7BC6F3">
+                  <wp:extent cx="4093210" cy="2389505"/>
+                  <wp:effectExtent l="0" t="0" r="2540" b="0"/>
+                  <wp:docPr id="189971180" name="Picture 1"/>
+                  <wp:cNvGraphicFramePr>
+                    <a:graphicFrameLocks xmlns:a="http://schemas.openxmlformats.org/drawingml/2006/main" noChangeAspect="1"/>
+                  </wp:cNvGraphicFramePr>
+                  <a:graphic xmlns:a="http://schemas.openxmlformats.org/drawingml/2006/main">
+                    <a:graphicData uri="http://schemas.openxmlformats.org/drawingml/2006/picture">
+                      <pic:pic xmlns:pic="http://schemas.openxmlformats.org/drawingml/2006/picture">
+                        <pic:nvPicPr>
+                          <pic:cNvPr id="189971180" name=""/>
+                          <pic:cNvPicPr/>
+                        </pic:nvPicPr>
+                        <pic:blipFill>
+                          <a:blip r:embed="rId42"/>
+                          <a:stretch>
+                            <a:fillRect/>
+                          </a:stretch>
+                        </pic:blipFill>
+                        <pic:spPr>
+                          <a:xfrm>
+                            <a:off x="0" y="0"/>
+                            <a:ext cx="4093210" cy="2389505"/>
+                          </a:xfrm>
+                          <a:prstGeom prst="rect">
+                            <a:avLst/>
+                          </a:prstGeom>
+                        </pic:spPr>
+                      </pic:pic>
+                    </a:graphicData>
+                  </a:graphic>
+                </wp:inline>
+              </w:drawing>
+            </w:r>
+          </w:p>
+          <w:p>
+            <w:r>
+              <w:t>(Image says it expected 1 parameter but two was supplied</w:t>
+            </w:r>
+          </w:p>
+        </w:tc>
+        <w:tc>
+          <w:tcPr>
+            <w:tcW w:w="1843" w:type="dxa"/>
+          </w:tcPr>
+          <w:p/>
+          <w:p/>
+          <w:p/>
+          <w:p/>
+          <w:p/>
+          <w:p/>
+          <w:p/>
+          <w:p/>
+          <w:p>
+            <w:r>
+              <w:lastRenderedPageBreak/>
+              <w:t>Take out parameter</w:t>
+            </w:r>
+          </w:p>
+        </w:tc>
+        <w:tc>
+          <w:tcPr>
+            <w:tcW w:w="4677" w:type="dxa"/>
+          </w:tcPr>
+          <w:p/>
+          <w:p/>
+          <w:p/>
+          <w:p/>
+          <w:p/>
+          <w:p/>
+          <w:p/>
+          <w:p/>
+          <w:p>
+            <w:r>
+              <w:rPr>
+                <w:noProof/>
+              </w:rPr>
+              <w:lastRenderedPageBreak/>
+              <w:drawing>
+                <wp:inline distT="0" distB="0" distL="0" distR="0" wp14:anchorId="15C80CA5" wp14:editId="3699DF5F">
+                  <wp:extent cx="2832735" cy="222250"/>
+                  <wp:effectExtent l="0" t="0" r="5715" b="6350"/>
+                  <wp:docPr id="967500256" name="Picture 1"/>
+                  <wp:cNvGraphicFramePr>
+                    <a:graphicFrameLocks xmlns:a="http://schemas.openxmlformats.org/drawingml/2006/main" noChangeAspect="1"/>
+                  </wp:cNvGraphicFramePr>
+                  <a:graphic xmlns:a="http://schemas.openxmlformats.org/drawingml/2006/main">
+                    <a:graphicData uri="http://schemas.openxmlformats.org/drawingml/2006/picture">
+                      <pic:pic xmlns:pic="http://schemas.openxmlformats.org/drawingml/2006/picture">
+                        <pic:nvPicPr>
+                          <pic:cNvPr id="967500256" name=""/>
+                          <pic:cNvPicPr/>
+                        </pic:nvPicPr>
+                        <pic:blipFill>
+                          <a:blip r:embed="rId43"/>
+                          <a:stretch>
+                            <a:fillRect/>
+                          </a:stretch>
+                        </pic:blipFill>
+                        <pic:spPr>
+                          <a:xfrm>
+                            <a:off x="0" y="0"/>
+                            <a:ext cx="2832735" cy="222250"/>
+                          </a:xfrm>
+                          <a:prstGeom prst="rect">
+                            <a:avLst/>
+                          </a:prstGeom>
+                        </pic:spPr>
+                      </pic:pic>
+                    </a:graphicData>
+                  </a:graphic>
+                </wp:inline>
+              </w:drawing>
+            </w:r>
+          </w:p>
+          <w:p>
+            <w:r>
+              <w:t>Runs fine now</w:t>
+            </w:r>
+          </w:p>
+        </w:tc>
+      </w:tr>
+      <w:tr>
+        <w:tc>
+          <w:tcPr>
+            <w:tcW w:w="846" w:type="dxa"/>
+          </w:tcPr>
+          <w:p>
+            <w:r>
+              <w:lastRenderedPageBreak/>
+              <w:t>Proto</w:t>
+            </w:r>
+          </w:p>
+        </w:tc>
+        <w:tc>
+          <w:tcPr>
+            <w:tcW w:w="1843" w:type="dxa"/>
+          </w:tcPr>
+          <w:p/>
+        </w:tc>
+        <w:tc>
+          <w:tcPr>
+            <w:tcW w:w="6662" w:type="dxa"/>
+          </w:tcPr>
+          <w:p/>
+        </w:tc>
+        <w:tc>
+          <w:tcPr>
+            <w:tcW w:w="1843" w:type="dxa"/>
+          </w:tcPr>
+          <w:p/>
+        </w:tc>
+        <w:tc>
+          <w:tcPr>
+            <w:tcW w:w="4677" w:type="dxa"/>
+          </w:tcPr>
+          <w:p/>
+        </w:tc>
+      </w:tr>
+      <w:tr>
+        <w:tc>
+          <w:tcPr>
+            <w:tcW w:w="846" w:type="dxa"/>
+          </w:tcPr>
+          <w:p>
+            <w:r>
+              <w:t>Proto</w:t>
+            </w:r>
+          </w:p>
+        </w:tc>
+        <w:tc>
+          <w:tcPr>
+            <w:tcW w:w="1843" w:type="dxa"/>
+          </w:tcPr>
+          <w:p/>
+        </w:tc>
+        <w:tc>
+          <w:tcPr>
+            <w:tcW w:w="6662" w:type="dxa"/>
+          </w:tcPr>
+          <w:p/>
+        </w:tc>
+        <w:tc>
+          <w:tcPr>
+            <w:tcW w:w="1843" w:type="dxa"/>
+          </w:tcPr>
+          <w:p/>
+        </w:tc>
+        <w:tc>
+          <w:tcPr>
+            <w:tcW w:w="4677" w:type="dxa"/>
+          </w:tcPr>
+          <w:p/>
+        </w:tc>
+      </w:tr>
+      <w:tr>
+        <w:tc>
+          <w:tcPr>
+            <w:tcW w:w="846" w:type="dxa"/>
+          </w:tcPr>
+          <w:p>
+            <w:r>
+              <w:t>Proto</w:t>
+            </w:r>
+          </w:p>
+        </w:tc>
+        <w:tc>
+          <w:tcPr>
+            <w:tcW w:w="1843" w:type="dxa"/>
+          </w:tcPr>
+          <w:p/>
+        </w:tc>
+        <w:tc>
+          <w:tcPr>
+            <w:tcW w:w="6662" w:type="dxa"/>
+          </w:tcPr>
+          <w:p/>
+        </w:tc>
+        <w:tc>
+          <w:tcPr>
+            <w:tcW w:w="1843" w:type="dxa"/>
+          </w:tcPr>
+          <w:p/>
+        </w:tc>
+        <w:tc>
+          <w:tcPr>
+            <w:tcW w:w="4677" w:type="dxa"/>
+          </w:tcPr>
+          <w:p/>
+        </w:tc>
+      </w:tr>
+      <w:tr>
+        <w:tc>
+          <w:tcPr>
+            <w:tcW w:w="846" w:type="dxa"/>
+          </w:tcPr>
+          <w:p>
+            <w:r>
+              <w:t>Proto</w:t>
+            </w:r>
+          </w:p>
+        </w:tc>
+        <w:tc>
+          <w:tcPr>
+            <w:tcW w:w="1843" w:type="dxa"/>
+          </w:tcPr>
+          <w:p/>
+        </w:tc>
+        <w:tc>
+          <w:tcPr>
+            <w:tcW w:w="6662" w:type="dxa"/>
+          </w:tcPr>
+          <w:p/>
+        </w:tc>
+        <w:tc>
+          <w:tcPr>
+            <w:tcW w:w="1843" w:type="dxa"/>
+          </w:tcPr>
+          <w:p/>
+        </w:tc>
+        <w:tc>
+          <w:tcPr>
+            <w:tcW w:w="4677" w:type="dxa"/>
+          </w:tcPr>
+          <w:p/>
+        </w:tc>
+      </w:tr>
+      <w:tr>
+        <w:tc>
+          <w:tcPr>
+            <w:tcW w:w="846" w:type="dxa"/>
+          </w:tcPr>
+          <w:p>
+            <w:r>
+              <w:t>Proto</w:t>
+            </w:r>
+          </w:p>
         </w:tc>
         <w:tc>
           <w:tcPr>
@@ -4981,28 +6081,6 @@
 </file>
 
 <file path=customXml/item1.xml><?xml version="1.0" encoding="utf-8"?>
-<b:Sources xmlns:b="http://schemas.openxmlformats.org/officeDocument/2006/bibliography" xmlns="http://schemas.openxmlformats.org/officeDocument/2006/bibliography" SelectedStyle="\APASixthEditionOfficeOnline.xsl" StyleName="APA" Version="6"/>
-</file>
-
-<file path=customXml/item2.xml><?xml version="1.0" encoding="utf-8"?>
-<p:properties xmlns:p="http://schemas.microsoft.com/office/2006/metadata/properties" xmlns:xsi="http://www.w3.org/2001/XMLSchema-instance" xmlns:pc="http://schemas.microsoft.com/office/infopath/2007/PartnerControls">
-  <documentManagement>
-    <SharedWithUsers xmlns="10d644ba-cf16-43e8-a31a-a6f565d9c224">
-      <UserInfo>
-        <DisplayName/>
-        <AccountId xsi:nil="true"/>
-        <AccountType/>
-      </UserInfo>
-    </SharedWithUsers>
-    <TaxCatchAll xmlns="10d644ba-cf16-43e8-a31a-a6f565d9c224" xsi:nil="true"/>
-    <lcf76f155ced4ddcb4097134ff3c332f xmlns="9f27979c-cb1a-4f8c-bada-64f9d3ac4d94">
-      <Terms xmlns="http://schemas.microsoft.com/office/infopath/2007/PartnerControls"/>
-    </lcf76f155ced4ddcb4097134ff3c332f>
-  </documentManagement>
-</p:properties>
-</file>
-
-<file path=customXml/item3.xml><?xml version="1.0" encoding="utf-8"?>
 <?mso-contentType ?>
 <FormTemplates xmlns="http://schemas.microsoft.com/sharepoint/v3/contenttype/forms">
   <Display>DocumentLibraryForm</Display>
@@ -5011,7 +6089,7 @@
 </FormTemplates>
 </file>
 
-<file path=customXml/item4.xml><?xml version="1.0" encoding="utf-8"?>
+<file path=customXml/item2.xml><?xml version="1.0" encoding="utf-8"?>
 <ct:contentTypeSchema xmlns:ct="http://schemas.microsoft.com/office/2006/metadata/contentType" xmlns:ma="http://schemas.microsoft.com/office/2006/metadata/properties/metaAttributes" ct:_="" ma:_="" ma:contentTypeName="Document" ma:contentTypeID="0x010100B31D159F86750749BAD869CB65D39E6C" ma:contentTypeVersion="17" ma:contentTypeDescription="Create a new document." ma:contentTypeScope="" ma:versionID="1ebc239d2c6f30d4872a581e6cc387c4">
   <xsd:schema xmlns:xsd="http://www.w3.org/2001/XMLSchema" xmlns:xs="http://www.w3.org/2001/XMLSchema" xmlns:p="http://schemas.microsoft.com/office/2006/metadata/properties" xmlns:ns2="9f27979c-cb1a-4f8c-bada-64f9d3ac4d94" xmlns:ns3="10d644ba-cf16-43e8-a31a-a6f565d9c224" targetNamespace="http://schemas.microsoft.com/office/2006/metadata/properties" ma:root="true" ma:fieldsID="9f0339a2a807b989c905ef11c72c70d8" ns2:_="" ns3:_="">
     <xsd:import namespace="9f27979c-cb1a-4f8c-bada-64f9d3ac4d94"/>
@@ -5260,26 +6338,29 @@
 </ct:contentTypeSchema>
 </file>
 
-<file path=customXml/itemProps1.xml><?xml version="1.0" encoding="utf-8"?>
-<ds:datastoreItem xmlns:ds="http://schemas.openxmlformats.org/officeDocument/2006/customXml" ds:itemID="{A2019CE5-75F5-4B97-B724-0EC6D712A1F6}">
-  <ds:schemaRefs>
-    <ds:schemaRef ds:uri="http://schemas.openxmlformats.org/officeDocument/2006/bibliography"/>
-  </ds:schemaRefs>
-</ds:datastoreItem>
+<file path=customXml/item3.xml><?xml version="1.0" encoding="utf-8"?>
+<b:Sources xmlns:b="http://schemas.openxmlformats.org/officeDocument/2006/bibliography" xmlns="http://schemas.openxmlformats.org/officeDocument/2006/bibliography" SelectedStyle="\APASixthEditionOfficeOnline.xsl" StyleName="APA" Version="6"/>
 </file>
 
-<file path=customXml/itemProps2.xml><?xml version="1.0" encoding="utf-8"?>
-<ds:datastoreItem xmlns:ds="http://schemas.openxmlformats.org/officeDocument/2006/customXml" ds:itemID="{FB0ED61A-B168-4516-985B-83CA754F1BF1}">
-  <ds:schemaRefs>
-    <ds:schemaRef ds:uri="http://schemas.microsoft.com/office/2006/metadata/properties"/>
-    <ds:schemaRef ds:uri="http://schemas.microsoft.com/office/infopath/2007/PartnerControls"/>
-    <ds:schemaRef ds:uri="10d644ba-cf16-43e8-a31a-a6f565d9c224"/>
-    <ds:schemaRef ds:uri="9f27979c-cb1a-4f8c-bada-64f9d3ac4d94"/>
-  </ds:schemaRefs>
-</ds:datastoreItem>
+<file path=customXml/item4.xml><?xml version="1.0" encoding="utf-8"?>
+<p:properties xmlns:p="http://schemas.microsoft.com/office/2006/metadata/properties" xmlns:xsi="http://www.w3.org/2001/XMLSchema-instance" xmlns:pc="http://schemas.microsoft.com/office/infopath/2007/PartnerControls">
+  <documentManagement>
+    <SharedWithUsers xmlns="10d644ba-cf16-43e8-a31a-a6f565d9c224">
+      <UserInfo>
+        <DisplayName/>
+        <AccountId xsi:nil="true"/>
+        <AccountType/>
+      </UserInfo>
+    </SharedWithUsers>
+    <TaxCatchAll xmlns="10d644ba-cf16-43e8-a31a-a6f565d9c224" xsi:nil="true"/>
+    <lcf76f155ced4ddcb4097134ff3c332f xmlns="9f27979c-cb1a-4f8c-bada-64f9d3ac4d94">
+      <Terms xmlns="http://schemas.microsoft.com/office/infopath/2007/PartnerControls"/>
+    </lcf76f155ced4ddcb4097134ff3c332f>
+  </documentManagement>
+</p:properties>
 </file>
 
-<file path=customXml/itemProps3.xml><?xml version="1.0" encoding="utf-8"?>
+<file path=customXml/itemProps1.xml><?xml version="1.0" encoding="utf-8"?>
 <ds:datastoreItem xmlns:ds="http://schemas.openxmlformats.org/officeDocument/2006/customXml" ds:itemID="{111B2D97-67AB-48AB-8906-5C3F3D2EA7BD}">
   <ds:schemaRefs>
     <ds:schemaRef ds:uri="http://schemas.microsoft.com/sharepoint/v3/contenttype/forms"/>
@@ -5287,7 +6368,7 @@
 </ds:datastoreItem>
 </file>
 
-<file path=customXml/itemProps4.xml><?xml version="1.0" encoding="utf-8"?>
+<file path=customXml/itemProps2.xml><?xml version="1.0" encoding="utf-8"?>
 <ds:datastoreItem xmlns:ds="http://schemas.openxmlformats.org/officeDocument/2006/customXml" ds:itemID="{31D5550F-BCDD-4523-9ABA-890242572228}">
   <ds:schemaRefs>
     <ds:schemaRef ds:uri="http://schemas.microsoft.com/office/2006/metadata/contentType"/>
@@ -5304,4 +6385,23 @@
     <ds:schemaRef ds:uri="http://schemas.microsoft.com/internal/obd"/>
   </ds:schemaRefs>
 </ds:datastoreItem>
+</file>
+
+<file path=customXml/itemProps3.xml><?xml version="1.0" encoding="utf-8"?>
+<ds:datastoreItem xmlns:ds="http://schemas.openxmlformats.org/officeDocument/2006/customXml" ds:itemID="{A2019CE5-75F5-4B97-B724-0EC6D712A1F6}">
+  <ds:schemaRefs>
+    <ds:schemaRef ds:uri="http://schemas.openxmlformats.org/officeDocument/2006/bibliography"/>
+  </ds:schemaRefs>
+</ds:datastoreItem>
+</file>
+
+<file path=customXml/itemProps4.xml><?xml version="1.0" encoding="utf-8"?>
+<ds:datastoreItem xmlns:ds="http://schemas.openxmlformats.org/officeDocument/2006/customXml" ds:itemID="{FB0ED61A-B168-4516-985B-83CA754F1BF1}">
+  <ds:schemaRefs>
+    <ds:schemaRef ds:uri="http://schemas.microsoft.com/office/2006/metadata/properties"/>
+    <ds:schemaRef ds:uri="http://schemas.microsoft.com/office/infopath/2007/PartnerControls"/>
+    <ds:schemaRef ds:uri="10d644ba-cf16-43e8-a31a-a6f565d9c224"/>
+    <ds:schemaRef ds:uri="9f27979c-cb1a-4f8c-bada-64f9d3ac4d94"/>
+  </ds:schemaRefs>
+</ds:datastoreItem>
 </file>